--- a/Mine2026/ОУ_17/Б17.docx
+++ b/Mine2026/ОУ_17/Б17.docx
@@ -34,7 +34,6 @@
         <w:contextualSpacing w:val="0"/>
         <w:jc w:val="center"/>
       </w:pPr>
-      <w:bookmarkStart w:id="0" w:name="_GoBack"/>
       <w:r>
         <w:rPr>
           <w:b/>
@@ -52,7 +51,6 @@
         <w:t>вых точек с перемещением товара</w:t>
       </w:r>
     </w:p>
-    <w:bookmarkEnd w:id="0"/>
     <w:p>
       <w:pPr>
         <w:pStyle w:val="10"/>
@@ -601,15 +599,18 @@
         <w:ind w:firstLine="708"/>
       </w:pPr>
       <w:r>
-        <w:t xml:space="preserve">Организация занимается разведением и продажей животных. Для описания каждого животного к нему добавляется произвольное количество характеристик. Набор этих характеристик является свойством. </w:t>
-      </w:r>
-      <w:proofErr w:type="gramStart"/>
-      <w:r>
-        <w:t>Например</w:t>
-      </w:r>
-      <w:proofErr w:type="gramEnd"/>
-      <w:r>
-        <w:t>: кролик «мясной, крупный» или кролик «меховой, крупный, белый». «Мясной», «белый» - это характеристики, а «меховой, крупный, белый» - это свойство. Учет ведется в разрезе свойств животных. Механизм должен быть реализован с помощью плана вида характеристик.</w:t>
+        <w:t>Организация занимается разведением и продажей животных. Для описания каждого животного к нему добавляется произвольное количество характеристик. Набор этих характеристик является свойством. Например</w:t>
+      </w:r>
+      <w:r>
+        <w:rPr>
+          <w:lang w:val="en-US"/>
+        </w:rPr>
+        <w:t>,</w:t>
+      </w:r>
+      <w:bookmarkStart w:id="0" w:name="_GoBack"/>
+      <w:bookmarkEnd w:id="0"/>
+      <w:r>
+        <w:t xml:space="preserve"> кролик «мясной, крупный» или кролик «меховой, крупный, белый». «Мясной», «белый» - это характеристики, а «меховой, крупный, белый» - это свойство. Учет ведется в разрезе свойств животных. Механизм должен быть реализован с помощью плана вида характеристик.</w:t>
       </w:r>
     </w:p>
     <w:p>
@@ -665,15 +666,7 @@
         <w:ind w:firstLine="708"/>
       </w:pPr>
       <w:r>
-        <w:t xml:space="preserve">Откорм животных отражается пользователем самостоятельно документом «Операция», </w:t>
-      </w:r>
-      <w:proofErr w:type="gramStart"/>
-      <w:r>
-        <w:t>формирующим  следующие</w:t>
-      </w:r>
-      <w:proofErr w:type="gramEnd"/>
-      <w:r>
-        <w:t xml:space="preserve"> проводки:</w:t>
+        <w:t>Откорм животных отражается пользователем самостоятельно документом «Операция», формирующим следующие проводки:</w:t>
       </w:r>
     </w:p>
     <w:p>
@@ -728,15 +721,11 @@
         <w:ind w:firstLine="708"/>
       </w:pPr>
       <w:r>
-        <w:t xml:space="preserve">Продажа животных отражается документом «Расходная накладная», </w:t>
-      </w:r>
-      <w:proofErr w:type="gramStart"/>
-      <w:r>
-        <w:t>формирующим  следующие</w:t>
-      </w:r>
-      <w:proofErr w:type="gramEnd"/>
-      <w:r>
-        <w:t xml:space="preserve"> проводки:</w:t>
+        <w:t xml:space="preserve">Продажа животных отражается документом «Расходная накладная», формирующим </w:t>
+      </w:r>
+      <w:r>
+        <w:lastRenderedPageBreak/>
+        <w:t>следующие проводки:</w:t>
       </w:r>
     </w:p>
     <w:p>
@@ -3386,7 +3375,7 @@
 </file>
 
 <file path=customXml/itemProps1.xml><?xml version="1.0" encoding="utf-8"?>
-<ds:datastoreItem xmlns:ds="http://schemas.openxmlformats.org/officeDocument/2006/customXml" ds:itemID="{7748ACDD-DD1D-4BBC-A0ED-D3A831CE5671}">
+<ds:datastoreItem xmlns:ds="http://schemas.openxmlformats.org/officeDocument/2006/customXml" ds:itemID="{CA0EDFA1-FF59-4A4D-92B7-7A6932D1415B}">
   <ds:schemaRefs>
     <ds:schemaRef ds:uri="http://schemas.openxmlformats.org/officeDocument/2006/bibliography"/>
   </ds:schemaRefs>
